--- a/apps/data-ontology/example_files/2024年4月12日单位A日报_多层级.docx
+++ b/apps/data-ontology/example_files/2024年4月12日单位A日报_多层级.docx
@@ -8,7 +8,12 @@
         <w:jc w:val="center"/>
       </w:pPr>
       <w:r>
-        <w:t>2024年4月12日数据中心日报</w:t>
+        <w:t>单位A日报</w:t>
+      </w:r>
+    </w:p>
+    <w:p>
+      <w:r>
+        <w:t>日期：2024年4月12日</w:t>
       </w:r>
     </w:p>
     <w:p>
@@ -16,12 +21,7 @@
         <w:pStyle w:val="Heading1"/>
       </w:pPr>
       <w:r>
-        <w:t>一、今日工作进展</w:t>
-      </w:r>
-    </w:p>
-    <w:p>
-      <w:r>
-        <w:t>今日主要完成数据库运维和系统监控相关工作。</w:t>
+        <w:t>一、工作概述</w:t>
       </w:r>
     </w:p>
     <w:p>
@@ -29,12 +29,41 @@
         <w:pStyle w:val="Heading2"/>
       </w:pPr>
       <w:r>
-        <w:t>（一）数据库运维</w:t>
+        <w:t>（一）今日完成</w:t>
       </w:r>
     </w:p>
     <w:p>
       <w:r>
-        <w:t>完成核心数据库主从切换演练，切换时间控制在30秒以内。</w:t>
+        <w:t>完成系统升级工作：数据库优化提升50%性能，富文本格式功能上线。</w:t>
+      </w:r>
+    </w:p>
+    <w:p>
+      <w:pPr>
+        <w:pStyle w:val="Heading2"/>
+      </w:pPr>
+      <w:r>
+        <w:t>（二）数据统计</w:t>
+      </w:r>
+    </w:p>
+    <w:p>
+      <w:r>
+        <w:t>今日处理数据量：约500条记录</w:t>
+      </w:r>
+    </w:p>
+    <w:p>
+      <w:pPr>
+        <w:pStyle w:val="Heading1"/>
+      </w:pPr>
+      <w:r>
+        <w:t>二、重点项目</w:t>
+      </w:r>
+    </w:p>
+    <w:p>
+      <w:pPr>
+        <w:pStyle w:val="Heading2"/>
+      </w:pPr>
+      <w:r>
+        <w:t>（一）在建项目</w:t>
       </w:r>
     </w:p>
     <w:p>
@@ -42,73 +71,12 @@
         <w:pStyle w:val="Heading3"/>
       </w:pPr>
       <w:r>
-        <w:t>1. 主库切换流程</w:t>
+        <w:t>1. 数据治理平台</w:t>
       </w:r>
     </w:p>
     <w:p>
       <w:r>
-        <w:t>执行自动化切换脚本，验证数据一致性。</w:t>
-      </w:r>
-    </w:p>
-    <w:p>
-      <w:pPr>
-        <w:pStyle w:val="Heading4"/>
-      </w:pPr>
-      <w:r>
-        <w:t>（1）切换步骤</w:t>
-      </w:r>
-    </w:p>
-    <w:p>
-      <w:r>
-        <w:t>第一步：停止主库写入</w:t>
-      </w:r>
-    </w:p>
-    <w:p>
-      <w:r>
-        <w:t>• 执行 FLUSH TABLES WITH READ LOCK</w:t>
-      </w:r>
-    </w:p>
-    <w:p>
-      <w:r>
-        <w:t>• 等待从库同步完成</w:t>
-      </w:r>
-    </w:p>
-    <w:p>
-      <w:r>
-        <w:t>• 切换 VIP 指向新主库</w:t>
-      </w:r>
-    </w:p>
-    <w:p>
-      <w:r>
-        <w:t>• 解锁原主库</w:t>
-      </w:r>
-    </w:p>
-    <w:p>
-      <w:pPr>
-        <w:pStyle w:val="Heading4"/>
-      </w:pPr>
-      <w:r>
-        <w:t>（2）验证结果</w:t>
-      </w:r>
-    </w:p>
-    <w:p>
-      <w:r>
-        <w:t>切换后数据完整性验证通过。</w:t>
-      </w:r>
-    </w:p>
-    <w:p>
-      <w:r>
-        <w:t>• 主从延迟 &lt; 1秒</w:t>
-      </w:r>
-    </w:p>
-    <w:p>
-      <w:r>
-        <w:t>• 无数据丢失</w:t>
-      </w:r>
-    </w:p>
-    <w:p>
-      <w:r>
-        <w:t>• 应用连接正常</w:t>
+        <w:t>进度正常推进，预计6月完成。本周完成核心模块开发。</w:t>
       </w:r>
     </w:p>
     <w:p>
@@ -116,40 +84,12 @@
         <w:pStyle w:val="Heading3"/>
       </w:pPr>
       <w:r>
-        <w:t>2. 监控系统升级</w:t>
+        <w:t>2. 报表系统升级</w:t>
       </w:r>
     </w:p>
     <w:p>
       <w:r>
-        <w:t>运维监控系统升级至 v3.2 版本。</w:t>
-      </w:r>
-    </w:p>
-    <w:p>
-      <w:pPr>
-        <w:pStyle w:val="Heading4"/>
-      </w:pPr>
-      <w:r>
-        <w:t>（1）新增功能</w:t>
-      </w:r>
-    </w:p>
-    <w:p>
-      <w:r>
-        <w:t>智能降噪、自动告警聚合。</w:t>
-      </w:r>
-    </w:p>
-    <w:p>
-      <w:r>
-        <w:t>• 告警数量减少约40%</w:t>
-      </w:r>
-    </w:p>
-    <w:p>
-      <w:r>
-        <w:t>• 支持告警分级显示</w:t>
-      </w:r>
-    </w:p>
-    <w:p>
-      <w:r>
-        <w:t>• 新增移动端推送</w:t>
+        <w:t>进度：需求评审阶段，预计下周完成设计。</w:t>
       </w:r>
     </w:p>
     <w:p>
@@ -157,12 +97,28 @@
         <w:pStyle w:val="Heading2"/>
       </w:pPr>
       <w:r>
-        <w:t>（二）系统监控</w:t>
+        <w:t>（二）待启动项目</w:t>
       </w:r>
     </w:p>
     <w:p>
       <w:r>
-        <w:t>今日监控告警处理情况如下：</w:t>
+        <w:t>下月计划启动：移动端适配项目。</w:t>
+      </w:r>
+    </w:p>
+    <w:p>
+      <w:pPr>
+        <w:pStyle w:val="Heading1"/>
+      </w:pPr>
+      <w:r>
+        <w:t>三、问题与风险</w:t>
+      </w:r>
+    </w:p>
+    <w:p>
+      <w:pPr>
+        <w:pStyle w:val="Heading2"/>
+      </w:pPr>
+      <w:r>
+        <w:t>（一）技术问题</w:t>
       </w:r>
     </w:p>
     <w:p>
@@ -170,40 +126,38 @@
         <w:pStyle w:val="Heading3"/>
       </w:pPr>
       <w:r>
-        <w:t>1. 告警统计</w:t>
+        <w:t>1. 性能瓶颈</w:t>
       </w:r>
     </w:p>
     <w:p>
       <w:r>
-        <w:t>共处理告警 15 条，其中高危 2 条。</w:t>
+        <w:t>服务器CPU占用率超过80%，需扩容处理。</w:t>
       </w:r>
     </w:p>
     <w:p>
       <w:pPr>
-        <w:pStyle w:val="Heading4"/>
+        <w:pStyle w:val="Heading3"/>
       </w:pPr>
       <w:r>
-        <w:t>（1）高危告警详情</w:t>
+        <w:t>2. 兼容性问题</w:t>
       </w:r>
     </w:p>
     <w:p>
       <w:r>
-        <w:t>3号机房空调温度超标。</w:t>
+        <w:t>部分旧版浏览器存在样式兼容问题，需测试修复。</w:t>
+      </w:r>
+    </w:p>
+    <w:p>
+      <w:pPr>
+        <w:pStyle w:val="Heading2"/>
+      </w:pPr>
+      <w:r>
+        <w:t>（二）资源风险</w:t>
       </w:r>
     </w:p>
     <w:p>
       <w:r>
-        <w:t>• 10:30 发现温度异常</w:t>
-      </w:r>
-    </w:p>
-    <w:p>
-      <w:r>
-        <w:t>• 11:00 维修人员到场</w:t>
-      </w:r>
-    </w:p>
-    <w:p>
-      <w:r>
-        <w:t>• 12:00 温度恢复正常</w:t>
+        <w:t>服务器资源紧张，建议尽快扩容。</w:t>
       </w:r>
     </w:p>
     <w:p>
@@ -211,12 +165,7 @@
         <w:pStyle w:val="Heading1"/>
       </w:pPr>
       <w:r>
-        <w:t>二、存在问题</w:t>
-      </w:r>
-    </w:p>
-    <w:p>
-      <w:r>
-        <w:t>今日发现以下问题需要关注：</w:t>
+        <w:t>四、明日计划</w:t>
       </w:r>
     </w:p>
     <w:p>
@@ -224,53 +173,16 @@
         <w:pStyle w:val="Heading2"/>
       </w:pPr>
       <w:r>
-        <w:t>（一）硬件问题</w:t>
+        <w:t>（一）重点工作</w:t>
       </w:r>
     </w:p>
     <w:p>
       <w:r>
-        <w:t>3号机房空调故障，已安排维修。</w:t>
-      </w:r>
-    </w:p>
-    <w:p>
-      <w:pPr>
-        <w:pStyle w:val="Heading3"/>
-      </w:pPr>
-      <w:r>
-        <w:t>1. 空调故障详情</w:t>
-      </w:r>
-    </w:p>
-    <w:p>
-      <w:r>
-        <w:t>压缩机异常，需更换配件。</w:t>
-      </w:r>
-    </w:p>
-    <w:p>
-      <w:pPr>
-        <w:pStyle w:val="Heading4"/>
-      </w:pPr>
-      <w:r>
-        <w:t>（1）维修进度</w:t>
-      </w:r>
-    </w:p>
-    <w:p>
-      <w:r>
-        <w:t>配件已下单，预计明日到货。</w:t>
-      </w:r>
-    </w:p>
-    <w:p>
-      <w:r>
-        <w:t>• 09:00 发现故障</w:t>
-      </w:r>
-    </w:p>
-    <w:p>
-      <w:r>
-        <w:t>• 10:00 报修</w:t>
-      </w:r>
-    </w:p>
-    <w:p>
-      <w:r>
-        <w:t>• 14:00 配件下单</w:t>
+        <w:t>1. 继续性能优化</w:t>
+        <w:br/>
+        <w:t>2. 处理用户反馈</w:t>
+        <w:br/>
+        <w:t>3. 准备演示材料</w:t>
       </w:r>
     </w:p>
     <w:p>
@@ -278,260 +190,14 @@
         <w:pStyle w:val="Heading2"/>
       </w:pPr>
       <w:r>
-        <w:t>（二）软件问题</w:t>
+        <w:t>（二）协调事项</w:t>
       </w:r>
     </w:p>
     <w:p>
       <w:r>
-        <w:t>部分应用日志异常。</w:t>
+        <w:t>需协调测试资源支持验收工作。</w:t>
       </w:r>
     </w:p>
-    <w:p>
-      <w:pPr>
-        <w:pStyle w:val="Heading3"/>
-      </w:pPr>
-      <w:r>
-        <w:t>1. 日志异常分析</w:t>
-      </w:r>
-    </w:p>
-    <w:p>
-      <w:r>
-        <w:t>发现 3 条错误日志，已定位原因。</w:t>
-      </w:r>
-    </w:p>
-    <w:p>
-      <w:pPr>
-        <w:pStyle w:val="Heading1"/>
-      </w:pPr>
-      <w:r>
-        <w:t>三、下一步计划</w:t>
-      </w:r>
-    </w:p>
-    <w:p>
-      <w:r>
-        <w:t>明日工作安排如下：</w:t>
-      </w:r>
-    </w:p>
-    <w:p>
-      <w:pPr>
-        <w:pStyle w:val="Heading2"/>
-      </w:pPr>
-      <w:r>
-        <w:t>（一）维修跟进</w:t>
-      </w:r>
-    </w:p>
-    <w:p>
-      <w:r>
-        <w:t>跟进空调维修进度。</w:t>
-      </w:r>
-    </w:p>
-    <w:p>
-      <w:pPr>
-        <w:pStyle w:val="Heading3"/>
-      </w:pPr>
-      <w:r>
-        <w:t>1. 维修计划</w:t>
-      </w:r>
-    </w:p>
-    <w:p>
-      <w:r>
-        <w:t>配件到货后立即安装。</w:t>
-      </w:r>
-    </w:p>
-    <w:p>
-      <w:pPr>
-        <w:pStyle w:val="Heading4"/>
-      </w:pPr>
-      <w:r>
-        <w:t>（1）安装步骤</w:t>
-      </w:r>
-    </w:p>
-    <w:p>
-      <w:r>
-        <w:t>更换压缩机，测试运行。</w:t>
-      </w:r>
-    </w:p>
-    <w:p>
-      <w:r>
-        <w:t>• 09:00 配件验收</w:t>
-      </w:r>
-    </w:p>
-    <w:p>
-      <w:r>
-        <w:t>• 10:00 开始安装</w:t>
-      </w:r>
-    </w:p>
-    <w:p>
-      <w:r>
-        <w:t>• 12:00 测试运行</w:t>
-      </w:r>
-    </w:p>
-    <w:p>
-      <w:pPr>
-        <w:pStyle w:val="Heading2"/>
-      </w:pPr>
-      <w:r>
-        <w:t>（二）系统优化</w:t>
-      </w:r>
-    </w:p>
-    <w:p>
-      <w:r>
-        <w:t>继续优化监控系统。</w:t>
-      </w:r>
-    </w:p>
-    <w:p>
-      <w:pPr>
-        <w:pStyle w:val="Heading1"/>
-      </w:pPr>
-      <w:r>
-        <w:t>四、项目进展表</w:t>
-      </w:r>
-    </w:p>
-    <w:p>
-      <w:r>
-        <w:t>重点项目进展情况：</w:t>
-      </w:r>
-    </w:p>
-    <w:tbl>
-      <w:tblPr>
-        <w:tblStyle w:val="TableGrid"/>
-        <w:tblW w:type="auto" w:w="0"/>
-        <w:tblLook w:firstColumn="1" w:firstRow="1" w:lastColumn="0" w:lastRow="0" w:noHBand="0" w:noVBand="1" w:val="04A0"/>
-      </w:tblPr>
-      <w:tblGrid>
-        <w:gridCol w:w="2880"/>
-        <w:gridCol w:w="2880"/>
-        <w:gridCol w:w="2880"/>
-      </w:tblGrid>
-      <w:tr>
-        <w:tc>
-          <w:tcPr>
-            <w:tcW w:type="dxa" w:w="2880"/>
-          </w:tcPr>
-          <w:p>
-            <w:r>
-              <w:t>项目名称</w:t>
-            </w:r>
-          </w:p>
-        </w:tc>
-        <w:tc>
-          <w:tcPr>
-            <w:tcW w:type="dxa" w:w="2880"/>
-          </w:tcPr>
-          <w:p>
-            <w:r>
-              <w:t>进展</w:t>
-            </w:r>
-          </w:p>
-        </w:tc>
-        <w:tc>
-          <w:tcPr>
-            <w:tcW w:type="dxa" w:w="2880"/>
-          </w:tcPr>
-          <w:p>
-            <w:r>
-              <w:t>负责人</w:t>
-            </w:r>
-          </w:p>
-        </w:tc>
-      </w:tr>
-      <w:tr>
-        <w:tc>
-          <w:tcPr>
-            <w:tcW w:type="dxa" w:w="2880"/>
-          </w:tcPr>
-          <w:p>
-            <w:r>
-              <w:t>数据库迁移</w:t>
-            </w:r>
-          </w:p>
-        </w:tc>
-        <w:tc>
-          <w:tcPr>
-            <w:tcW w:type="dxa" w:w="2880"/>
-          </w:tcPr>
-          <w:p>
-            <w:r>
-              <w:t>完成80%</w:t>
-            </w:r>
-          </w:p>
-        </w:tc>
-        <w:tc>
-          <w:tcPr>
-            <w:tcW w:type="dxa" w:w="2880"/>
-          </w:tcPr>
-          <w:p>
-            <w:r>
-              <w:t>张三</w:t>
-            </w:r>
-          </w:p>
-        </w:tc>
-      </w:tr>
-      <w:tr>
-        <w:tc>
-          <w:tcPr>
-            <w:tcW w:type="dxa" w:w="2880"/>
-          </w:tcPr>
-          <w:p>
-            <w:r>
-              <w:t>监控升级</w:t>
-            </w:r>
-          </w:p>
-        </w:tc>
-        <w:tc>
-          <w:tcPr>
-            <w:tcW w:type="dxa" w:w="2880"/>
-          </w:tcPr>
-          <w:p>
-            <w:r>
-              <w:t>完成100%</w:t>
-            </w:r>
-          </w:p>
-        </w:tc>
-        <w:tc>
-          <w:tcPr>
-            <w:tcW w:type="dxa" w:w="2880"/>
-          </w:tcPr>
-          <w:p>
-            <w:r>
-              <w:t>李四</w:t>
-            </w:r>
-          </w:p>
-        </w:tc>
-      </w:tr>
-      <w:tr>
-        <w:tc>
-          <w:tcPr>
-            <w:tcW w:type="dxa" w:w="2880"/>
-          </w:tcPr>
-          <w:p>
-            <w:r>
-              <w:t>安全加固</w:t>
-            </w:r>
-          </w:p>
-        </w:tc>
-        <w:tc>
-          <w:tcPr>
-            <w:tcW w:type="dxa" w:w="2880"/>
-          </w:tcPr>
-          <w:p>
-            <w:r>
-              <w:t>进行中</w:t>
-            </w:r>
-          </w:p>
-        </w:tc>
-        <w:tc>
-          <w:tcPr>
-            <w:tcW w:type="dxa" w:w="2880"/>
-          </w:tcPr>
-          <w:p>
-            <w:r>
-              <w:t>王五</w:t>
-            </w:r>
-          </w:p>
-        </w:tc>
-      </w:tr>
-    </w:tbl>
     <w:sectPr>
       <w:pgSz w:w="12240" w:h="15840"/>
       <w:pgMar w:top="1440" w:right="1800" w:bottom="1440" w:left="1800" w:header="720" w:footer="720" w:gutter="0"/>
